--- a/teaching-pack/13-M09-false-precision/KEY-M09-answer-key.docx
+++ b/teaching-pack/13-M09-false-precision/KEY-M09-answer-key.docx
@@ -876,7 +876,7 @@
           <w:i w:val="0"/>
           <w:sz w:val="20"/>
         </w:rPr>
-        <w:t>Use only the Cloud-approved M09 SAY in the notes and run-of-day; keep the M10 toolkit out of the close.</w:t>
+        <w:t>M09 SAY is on HOLD pending Cloud re-check PASS. Use placeholders and do not invent dialogue.</w:t>
       </w:r>
     </w:p>
     <w:sectPr>

--- a/teaching-pack/13-M09-false-precision/KEY-M09-answer-key.docx
+++ b/teaching-pack/13-M09-false-precision/KEY-M09-answer-key.docx
@@ -876,7 +876,7 @@
           <w:i w:val="0"/>
           <w:sz w:val="20"/>
         </w:rPr>
-        <w:t>M09 SAY is on HOLD pending Cloud re-check PASS. Use placeholders and do not invent dialogue.</w:t>
+        <w:t>Use only the Cloud re-check PASS M09 SAY in the notes and run-of-day; keep later methods out of the close.</w:t>
       </w:r>
     </w:p>
     <w:sectPr>
